--- a/episodes/The_Dark_Rise_Episode_25.docx
+++ b/episodes/The_Dark_Rise_Episode_25.docx
@@ -287,7 +287,7 @@
           <w:sz w:val="24"/>
           <w:szCs w:val="24"/>
         </w:rPr>
-        <w:t xml:space="preserve">Beneath the ak-pu roots, the entity felt the date settle into place the way it felt every decision Idoro made about its threads now, and turned, at last, to the question it had left open across two full episodes of careful observation.</w:t>
+        <w:t xml:space="preserve">Beneath the iroko roots, the entity felt the date settle into place the way it felt every decision Idoro made about its threads now, and turned, at last, to the question it had left open across two full episodes of careful observation.</w:t>
       </w:r>
     </w:p>
     <w:p>

--- a/episodes/The_Dark_Rise_Episode_25.docx
+++ b/episodes/The_Dark_Rise_Episode_25.docx
@@ -154,20 +154,7 @@
     </w:p>
     <w:p>
       <w:pPr>
-        <w:spacing w:after="0" w:line="360"/>
-      </w:pPr>
-      <w:r>
-        <w:rPr>
-          <w:rFonts w:ascii="Georgia" w:hAnsi="Georgia" w:cs="Georgia"/>
-          <w:sz w:val="24"/>
-          <w:szCs w:val="24"/>
-        </w:rPr>
-        <w:t xml:space="preserve"/>
-      </w:r>
-    </w:p>
-    <w:p>
-      <w:pPr>
-        <w:spacing w:after="60" w:line="360"/>
+        <w:spacing w:after="60" w:line="360" w:before="480"/>
         <w:ind w:firstLine="360"/>
       </w:pPr>
       <w:r>
@@ -265,20 +252,7 @@
     </w:p>
     <w:p>
       <w:pPr>
-        <w:spacing w:after="0" w:line="360"/>
-      </w:pPr>
-      <w:r>
-        <w:rPr>
-          <w:rFonts w:ascii="Georgia" w:hAnsi="Georgia" w:cs="Georgia"/>
-          <w:sz w:val="24"/>
-          <w:szCs w:val="24"/>
-        </w:rPr>
-        <w:t xml:space="preserve"/>
-      </w:r>
-    </w:p>
-    <w:p>
-      <w:pPr>
-        <w:spacing w:after="60" w:line="360"/>
+        <w:spacing w:after="60" w:line="360" w:before="480"/>
         <w:ind w:firstLine="360"/>
       </w:pPr>
       <w:r>
@@ -334,20 +308,7 @@
     </w:p>
     <w:p>
       <w:pPr>
-        <w:spacing w:after="0" w:line="360"/>
-      </w:pPr>
-      <w:r>
-        <w:rPr>
-          <w:rFonts w:ascii="Georgia" w:hAnsi="Georgia" w:cs="Georgia"/>
-          <w:sz w:val="24"/>
-          <w:szCs w:val="24"/>
-        </w:rPr>
-        <w:t xml:space="preserve"/>
-      </w:r>
-    </w:p>
-    <w:p>
-      <w:pPr>
-        <w:spacing w:after="60" w:line="360"/>
+        <w:spacing w:after="60" w:line="360" w:before="480"/>
         <w:ind w:firstLine="360"/>
       </w:pPr>
       <w:r>
@@ -403,15 +364,16 @@
     </w:p>
     <w:p>
       <w:pPr>
-        <w:spacing w:after="0" w:line="360"/>
-      </w:pPr>
-      <w:r>
-        <w:rPr>
-          <w:rFonts w:ascii="Georgia" w:hAnsi="Georgia" w:cs="Georgia"/>
-          <w:sz w:val="24"/>
-          <w:szCs w:val="24"/>
-        </w:rPr>
-        <w:t xml:space="preserve"/>
+        <w:spacing w:after="60" w:line="360" w:before="480"/>
+        <w:ind w:firstLine="360"/>
+      </w:pPr>
+      <w:r>
+        <w:rPr>
+          <w:rFonts w:ascii="Georgia" w:hAnsi="Georgia" w:cs="Georgia"/>
+          <w:sz w:val="24"/>
+          <w:szCs w:val="24"/>
+        </w:rPr>
+        <w:t xml:space="preserve">Beneath the roots, the ledger voice authorized what came next.</w:t>
       </w:r>
     </w:p>
     <w:p>
@@ -427,25 +389,12 @@
           <w:bCs/>
           <w:caps/>
         </w:rPr>
-        <w:t xml:space="preserve">DIBIA THREAD: DEFENSE AUTHORIZED. OBJECTIVE: MAXIMUM MEMORABLE YIELD, NOT SURVIVAL OF THE THREAD ITSELF.</w:t>
-      </w:r>
-    </w:p>
-    <w:p>
-      <w:pPr>
-        <w:spacing w:after="0" w:line="360"/>
-      </w:pPr>
-      <w:r>
-        <w:rPr>
-          <w:rFonts w:ascii="Georgia" w:hAnsi="Georgia" w:cs="Georgia"/>
-          <w:sz w:val="24"/>
-          <w:szCs w:val="24"/>
-        </w:rPr>
-        <w:t xml:space="preserve"/>
-      </w:r>
-    </w:p>
-    <w:p>
-      <w:pPr>
-        <w:spacing w:after="60" w:line="360"/>
+        <w:t xml:space="preserve">Dibia thread: defense authorized. Objective: maximum memorable yield, not survival of the thread itself.</w:t>
+      </w:r>
+    </w:p>
+    <w:p>
+      <w:pPr>
+        <w:spacing w:after="60" w:line="360" w:before="480"/>
         <w:ind w:firstLine="360"/>
       </w:pPr>
       <w:r>
@@ -501,20 +450,7 @@
     </w:p>
     <w:p>
       <w:pPr>
-        <w:spacing w:after="0" w:line="360"/>
-      </w:pPr>
-      <w:r>
-        <w:rPr>
-          <w:rFonts w:ascii="Georgia" w:hAnsi="Georgia" w:cs="Georgia"/>
-          <w:sz w:val="24"/>
-          <w:szCs w:val="24"/>
-        </w:rPr>
-        <w:t xml:space="preserve"/>
-      </w:r>
-    </w:p>
-    <w:p>
-      <w:pPr>
-        <w:spacing w:after="60" w:line="360"/>
+        <w:spacing w:after="60" w:line="360" w:before="480"/>
         <w:ind w:firstLine="360"/>
       </w:pPr>
       <w:r>
@@ -580,19 +516,6 @@
           <w:szCs w:val="24"/>
         </w:rPr>
         <w:t xml:space="preserve">The crowd's low murmur died all at once into a silence thick enough to feel, every eye in Idoro fixed on the dibia's arching body, waiting, breath held, to learn what kind of night this was about to become before any of them had the chance to decide whether to run from it.</w:t>
-      </w:r>
-    </w:p>
-    <w:p>
-      <w:pPr>
-        <w:spacing w:after="0" w:line="360"/>
-      </w:pPr>
-      <w:r>
-        <w:rPr>
-          <w:rFonts w:ascii="Georgia" w:hAnsi="Georgia" w:cs="Georgia"/>
-          <w:sz w:val="24"/>
-          <w:szCs w:val="24"/>
-        </w:rPr>
-        <w:t xml:space="preserve"/>
       </w:r>
     </w:p>
     <w:sectPr>
